--- a/GitHub_Flow_Setup.docx
+++ b/GitHub_Flow_Setup.docx
@@ -56,14 +56,21 @@
         <w:t xml:space="preserve"> the changes back to main.</w:t>
       </w:r>
     </w:p>
-    <w:p/>
     <w:p>
-      <w:r>
+      <w:pPr>
+        <w:rPr>
+          <w:noProof/>
+        </w:rPr>
+      </w:pPr>
+      <w:r>
+        <w:rPr>
+          <w:noProof/>
+        </w:rPr>
         <w:drawing>
-          <wp:inline distT="0" distB="0" distL="0" distR="0" wp14:anchorId="0FC4BF4F" wp14:editId="388FF561">
-            <wp:extent cx="13009245" cy="6952890"/>
-            <wp:effectExtent l="0" t="0" r="1905" b="635"/>
-            <wp:docPr id="1" name="Picture 1"/>
+          <wp:inline distT="0" distB="0" distL="0" distR="0" wp14:anchorId="0FE522D2" wp14:editId="57C9CECF">
+            <wp:extent cx="11974596" cy="2962688"/>
+            <wp:effectExtent l="0" t="0" r="8255" b="9525"/>
+            <wp:docPr id="2" name="Picture 2"/>
             <wp:cNvGraphicFramePr>
               <a:graphicFrameLocks xmlns:a="http://schemas.openxmlformats.org/drawingml/2006/main" noChangeAspect="1"/>
             </wp:cNvGraphicFramePr>
@@ -71,11 +78,17 @@
               <a:graphicData uri="http://schemas.openxmlformats.org/drawingml/2006/picture">
                 <pic:pic xmlns:pic="http://schemas.openxmlformats.org/drawingml/2006/picture">
                   <pic:nvPicPr>
-                    <pic:cNvPr id="1" name=""/>
+                    <pic:cNvPr id="2" name="Picture 2"/>
                     <pic:cNvPicPr/>
                   </pic:nvPicPr>
                   <pic:blipFill>
-                    <a:blip r:embed="rId4"/>
+                    <a:blip r:embed="rId5">
+                      <a:extLst>
+                        <a:ext uri="{28A0092B-C50C-407E-A947-70E740481C1C}">
+                          <a14:useLocalDpi xmlns:a14="http://schemas.microsoft.com/office/drawing/2010/main" val="0"/>
+                        </a:ext>
+                      </a:extLst>
+                    </a:blip>
                     <a:stretch>
                       <a:fillRect/>
                     </a:stretch>
@@ -83,7 +96,7 @@
                   <pic:spPr>
                     <a:xfrm>
                       <a:off x="0" y="0"/>
-                      <a:ext cx="13104310" cy="7003698"/>
+                      <a:ext cx="11974596" cy="2962688"/>
                     </a:xfrm>
                     <a:prstGeom prst="rect">
                       <a:avLst/>
@@ -96,6 +109,9 @@
         </w:drawing>
       </w:r>
     </w:p>
+    <w:p/>
+    <w:p/>
+    <w:p/>
     <w:p/>
     <w:p>
       <w:r>
@@ -836,4 +852,16 @@
     </a:ext>
   </a:extLst>
 </a:theme>
+</file>
+
+<file path=customXml/item1.xml><?xml version="1.0" encoding="utf-8"?>
+<b:Sources xmlns:b="http://schemas.openxmlformats.org/officeDocument/2006/bibliography" xmlns="http://schemas.openxmlformats.org/officeDocument/2006/bibliography" SelectedStyle="\APASixthEditionOfficeOnline.xsl" StyleName="APA" Version="6"/>
+</file>
+
+<file path=customXml/itemProps1.xml><?xml version="1.0" encoding="utf-8"?>
+<ds:datastoreItem xmlns:ds="http://schemas.openxmlformats.org/officeDocument/2006/customXml" ds:itemID="{50219F24-4284-45A0-A1BA-DBBE0514243D}">
+  <ds:schemaRefs>
+    <ds:schemaRef ds:uri="http://schemas.openxmlformats.org/officeDocument/2006/bibliography"/>
+  </ds:schemaRefs>
+</ds:datastoreItem>
 </file>
--- a/GitHub_Flow_Setup.docx
+++ b/GitHub_Flow_Setup.docx
@@ -108,6 +108,87 @@
           </wp:inline>
         </w:drawing>
       </w:r>
+    </w:p>
+    <w:p>
+      <w:pPr>
+        <w:rPr>
+          <w:noProof/>
+        </w:rPr>
+      </w:pPr>
+      <w:r>
+        <w:rPr>
+          <w:noProof/>
+        </w:rPr>
+        <w:drawing>
+          <wp:inline distT="0" distB="0" distL="0" distR="0" wp14:anchorId="4DCAE284" wp14:editId="1399D191">
+            <wp:extent cx="12288965" cy="3458058"/>
+            <wp:effectExtent l="0" t="0" r="0" b="9525"/>
+            <wp:docPr id="1" name="Picture 1"/>
+            <wp:cNvGraphicFramePr>
+              <a:graphicFrameLocks xmlns:a="http://schemas.openxmlformats.org/drawingml/2006/main" noChangeAspect="1"/>
+            </wp:cNvGraphicFramePr>
+            <a:graphic xmlns:a="http://schemas.openxmlformats.org/drawingml/2006/main">
+              <a:graphicData uri="http://schemas.openxmlformats.org/drawingml/2006/picture">
+                <pic:pic xmlns:pic="http://schemas.openxmlformats.org/drawingml/2006/picture">
+                  <pic:nvPicPr>
+                    <pic:cNvPr id="1" name="Picture 1"/>
+                    <pic:cNvPicPr/>
+                  </pic:nvPicPr>
+                  <pic:blipFill>
+                    <a:blip r:embed="rId6">
+                      <a:extLst>
+                        <a:ext uri="{28A0092B-C50C-407E-A947-70E740481C1C}">
+                          <a14:useLocalDpi xmlns:a14="http://schemas.microsoft.com/office/drawing/2010/main" val="0"/>
+                        </a:ext>
+                      </a:extLst>
+                    </a:blip>
+                    <a:stretch>
+                      <a:fillRect/>
+                    </a:stretch>
+                  </pic:blipFill>
+                  <pic:spPr>
+                    <a:xfrm>
+                      <a:off x="0" y="0"/>
+                      <a:ext cx="12288965" cy="3458058"/>
+                    </a:xfrm>
+                    <a:prstGeom prst="rect">
+                      <a:avLst/>
+                    </a:prstGeom>
+                  </pic:spPr>
+                </pic:pic>
+              </a:graphicData>
+            </a:graphic>
+          </wp:inline>
+        </w:drawing>
+      </w:r>
+    </w:p>
+    <w:p>
+      <w:pPr>
+        <w:rPr>
+          <w:noProof/>
+        </w:rPr>
+      </w:pPr>
+    </w:p>
+    <w:p>
+      <w:pPr>
+        <w:rPr>
+          <w:noProof/>
+        </w:rPr>
+      </w:pPr>
+    </w:p>
+    <w:p>
+      <w:pPr>
+        <w:rPr>
+          <w:noProof/>
+        </w:rPr>
+      </w:pPr>
+    </w:p>
+    <w:p>
+      <w:pPr>
+        <w:rPr>
+          <w:noProof/>
+        </w:rPr>
+      </w:pPr>
     </w:p>
     <w:p/>
     <w:p/>
